--- a/pre-week-3/homework1_exercise1B.docx
+++ b/pre-week-3/homework1_exercise1B.docx
@@ -31,8 +31,13 @@
       <w:r>
         <w:t xml:space="preserve">Some specific ways I will use AI to support my learning </w:t>
       </w:r>
-      <w:r>
-        <w:t xml:space="preserve">is </w:t>
+      <w:proofErr w:type="gramStart"/>
+      <w:r>
+        <w:t>is</w:t>
+      </w:r>
+      <w:proofErr w:type="gramEnd"/>
+      <w:r>
+        <w:t xml:space="preserve"> </w:t>
       </w:r>
       <w:r>
         <w:t xml:space="preserve">that I will treat it as a mini professor that’s accessible to me </w:t>
@@ -50,7 +55,15 @@
         <w:t>.</w:t>
       </w:r>
       <w:r>
-        <w:t xml:space="preserve"> I will also not be using ai a lot, I will try to minimize my use of AI as much as possible in order for me to not become reliant on it.</w:t>
+        <w:t xml:space="preserve"> I will also not be using ai a lot, I will try to minimize my use of AI as much as possible </w:t>
+      </w:r>
+      <w:proofErr w:type="gramStart"/>
+      <w:r>
+        <w:t>in order for</w:t>
+      </w:r>
+      <w:proofErr w:type="gramEnd"/>
+      <w:r>
+        <w:t xml:space="preserve"> me to not become reliant on it.</w:t>
       </w:r>
       <w:r>
         <w:t xml:space="preserve"> </w:t>
@@ -77,7 +90,15 @@
         <w:t>I know that AI can be a dangerous tool and stunt my growth as a data analyst</w:t>
       </w:r>
       <w:r>
-        <w:t xml:space="preserve"> and I will only be using it as a last resort, if in the case that one of my peers or instructors are not available to </w:t>
+        <w:t xml:space="preserve"> and I will only be using it as a last resort, if in the case that one of my peers or instructors </w:t>
+      </w:r>
+      <w:proofErr w:type="gramStart"/>
+      <w:r>
+        <w:t>are</w:t>
+      </w:r>
+      <w:proofErr w:type="gramEnd"/>
+      <w:r>
+        <w:t xml:space="preserve"> not available to </w:t>
       </w:r>
       <w:r>
         <w:t>me when I need help</w:t>
